--- a/TestWord_1/F_3_МБВ.docx
+++ b/TestWord_1/F_3_МБВ.docx
@@ -516,8 +516,8 @@
             <w:sz w:val="18"/>
             <w:szCs w:val="18"/>
           </w:rPr>
-          <w:alias w:val="СstName"/>
-          <w:tag w:val="СstName"/>
+          <w:alias w:val="CstName"/>
+          <w:tag w:val="CstName"/>
           <w:id w:val="1491757117"/>
           <w:placeholder>
             <w:docPart w:val="DefaultPlaceholder_-1854013440"/>
@@ -582,8 +582,8 @@
             <w:sz w:val="18"/>
             <w:szCs w:val="18"/>
           </w:rPr>
-          <w:alias w:val="СstPerson"/>
-          <w:tag w:val="СstPerson"/>
+          <w:alias w:val="CstPerson"/>
+          <w:tag w:val="CstPerson"/>
           <w:id w:val="293261605"/>
           <w:placeholder>
             <w:docPart w:val="DefaultPlaceholder_-1854013440"/>
@@ -625,8 +625,8 @@
             <w:sz w:val="18"/>
             <w:szCs w:val="18"/>
           </w:rPr>
-          <w:alias w:val="СstPersonReason"/>
-          <w:tag w:val="СstPersonReason"/>
+          <w:alias w:val="CstPersonReason"/>
+          <w:tag w:val="CstPersonReason"/>
           <w:id w:val="1222721051"/>
           <w:placeholder>
             <w:docPart w:val="DefaultPlaceholder_-1854013440"/>
@@ -651,7 +651,7 @@
           <w:sz w:val="18"/>
           <w:szCs w:val="18"/>
         </w:rPr>
-        <w:t>, з іншої сторони, що при подальшому згадуван</w:t>
+        <w:t xml:space="preserve"> з іншої сторони, що при подальшому згадуван</w:t>
       </w:r>
       <w:r>
         <w:rPr>
@@ -6110,214 +6110,62 @@
                 <w:szCs w:val="18"/>
               </w:rPr>
             </w:pPr>
-            <w:r>
-              <w:rPr>
-                <w:rStyle w:val="a8"/>
-                <w:b/>
-                <w:bCs/>
-                <w:sz w:val="20"/>
-                <w:szCs w:val="20"/>
-                <w:lang w:val="en-US"/>
-              </w:rPr>
-              <w:fldChar w:fldCharType="begin"/>
-            </w:r>
-            <w:r>
-              <w:rPr>
-                <w:rStyle w:val="a8"/>
-                <w:b/>
-                <w:bCs/>
-                <w:sz w:val="20"/>
-                <w:szCs w:val="20"/>
-                <w:lang w:val="ru-RU"/>
-              </w:rPr>
-              <w:instrText xml:space="preserve"> </w:instrText>
-            </w:r>
-            <w:r>
-              <w:rPr>
-                <w:rStyle w:val="a8"/>
-                <w:b/>
-                <w:bCs/>
-                <w:sz w:val="20"/>
-                <w:szCs w:val="20"/>
-                <w:lang w:val="en-US"/>
-              </w:rPr>
-              <w:instrText>HYPERLINK</w:instrText>
-            </w:r>
-            <w:r>
-              <w:rPr>
-                <w:rStyle w:val="a8"/>
-                <w:b/>
-                <w:bCs/>
-                <w:sz w:val="20"/>
-                <w:szCs w:val="20"/>
-                <w:lang w:val="ru-RU"/>
-              </w:rPr>
-              <w:instrText xml:space="preserve"> "</w:instrText>
-            </w:r>
-            <w:r>
-              <w:rPr>
-                <w:rStyle w:val="a8"/>
-                <w:b/>
-                <w:bCs/>
-                <w:sz w:val="20"/>
-                <w:szCs w:val="20"/>
-                <w:lang w:val="en-US"/>
-              </w:rPr>
-              <w:instrText>mailto</w:instrText>
-            </w:r>
-            <w:r>
-              <w:rPr>
-                <w:rStyle w:val="a8"/>
-                <w:b/>
-                <w:bCs/>
-                <w:sz w:val="20"/>
-                <w:szCs w:val="20"/>
-                <w:lang w:val="ru-RU"/>
-              </w:rPr>
-              <w:instrText>:</w:instrText>
-            </w:r>
-            <w:r>
-              <w:rPr>
-                <w:rStyle w:val="a8"/>
-                <w:b/>
-                <w:bCs/>
-                <w:sz w:val="20"/>
-                <w:szCs w:val="20"/>
-                <w:lang w:val="en-US"/>
-              </w:rPr>
-              <w:instrText>info</w:instrText>
-            </w:r>
-            <w:r>
-              <w:rPr>
-                <w:rStyle w:val="a8"/>
-                <w:b/>
-                <w:bCs/>
-                <w:sz w:val="20"/>
-                <w:szCs w:val="20"/>
-                <w:lang w:val="ru-RU"/>
-              </w:rPr>
-              <w:instrText>@</w:instrText>
-            </w:r>
-            <w:r>
-              <w:rPr>
-                <w:rStyle w:val="a8"/>
-                <w:b/>
-                <w:bCs/>
-                <w:sz w:val="20"/>
-                <w:szCs w:val="20"/>
-                <w:lang w:val="en-US"/>
-              </w:rPr>
-              <w:instrText>uacrr</w:instrText>
-            </w:r>
-            <w:r>
-              <w:rPr>
-                <w:rStyle w:val="a8"/>
-                <w:b/>
-                <w:bCs/>
-                <w:sz w:val="20"/>
-                <w:szCs w:val="20"/>
-                <w:lang w:val="ru-RU"/>
-              </w:rPr>
-              <w:instrText>.</w:instrText>
-            </w:r>
-            <w:r>
-              <w:rPr>
-                <w:rStyle w:val="a8"/>
-                <w:b/>
-                <w:bCs/>
-                <w:sz w:val="20"/>
-                <w:szCs w:val="20"/>
-                <w:lang w:val="en-US"/>
-              </w:rPr>
-              <w:instrText>org</w:instrText>
-            </w:r>
-            <w:r>
-              <w:rPr>
-                <w:rStyle w:val="a8"/>
-                <w:b/>
-                <w:bCs/>
-                <w:sz w:val="20"/>
-                <w:szCs w:val="20"/>
-                <w:lang w:val="ru-RU"/>
-              </w:rPr>
-              <w:instrText xml:space="preserve">" </w:instrText>
-            </w:r>
-            <w:r>
-              <w:rPr>
-                <w:rStyle w:val="a8"/>
-                <w:b/>
-                <w:bCs/>
-                <w:sz w:val="20"/>
-                <w:szCs w:val="20"/>
-                <w:lang w:val="en-US"/>
-              </w:rPr>
-              <w:fldChar w:fldCharType="separate"/>
-            </w:r>
-            <w:r>
-              <w:rPr>
-                <w:rStyle w:val="a8"/>
-                <w:b/>
-                <w:bCs/>
-                <w:sz w:val="20"/>
-                <w:szCs w:val="20"/>
-                <w:lang w:val="en-US"/>
-              </w:rPr>
-              <w:t>info</w:t>
-            </w:r>
-            <w:r>
-              <w:rPr>
-                <w:rStyle w:val="a8"/>
-                <w:b/>
-                <w:bCs/>
-                <w:sz w:val="20"/>
-                <w:szCs w:val="20"/>
-              </w:rPr>
-              <w:t>@</w:t>
-            </w:r>
-            <w:proofErr w:type="spellStart"/>
-            <w:r>
-              <w:rPr>
-                <w:rStyle w:val="a8"/>
-                <w:b/>
-                <w:bCs/>
-                <w:sz w:val="20"/>
-                <w:szCs w:val="20"/>
-              </w:rPr>
-              <w:t>uacrr</w:t>
-            </w:r>
-            <w:proofErr w:type="spellEnd"/>
-            <w:r>
-              <w:rPr>
-                <w:rStyle w:val="a8"/>
-                <w:b/>
-                <w:bCs/>
-                <w:sz w:val="20"/>
-                <w:szCs w:val="20"/>
-              </w:rPr>
-              <w:t>.</w:t>
-            </w:r>
-            <w:r>
-              <w:rPr>
-                <w:rStyle w:val="a8"/>
-                <w:b/>
-                <w:bCs/>
-                <w:sz w:val="20"/>
-                <w:szCs w:val="20"/>
-                <w:lang w:val="en-US"/>
-              </w:rPr>
-              <w:t>org</w:t>
-            </w:r>
-            <w:r>
-              <w:rPr>
-                <w:rStyle w:val="a8"/>
-                <w:b/>
-                <w:bCs/>
-                <w:sz w:val="20"/>
-                <w:szCs w:val="20"/>
-                <w:lang w:val="en-US"/>
-              </w:rPr>
-              <w:fldChar w:fldCharType="end"/>
-            </w:r>
+            <w:hyperlink r:id="rId9" w:history="1">
+              <w:r>
+                <w:rPr>
+                  <w:rStyle w:val="a8"/>
+                  <w:b/>
+                  <w:bCs/>
+                  <w:sz w:val="20"/>
+                  <w:szCs w:val="20"/>
+                  <w:lang w:val="en-US"/>
+                </w:rPr>
+                <w:t>info</w:t>
+              </w:r>
+              <w:r>
+                <w:rPr>
+                  <w:rStyle w:val="a8"/>
+                  <w:b/>
+                  <w:bCs/>
+                  <w:sz w:val="20"/>
+                  <w:szCs w:val="20"/>
+                </w:rPr>
+                <w:t>@</w:t>
+              </w:r>
+              <w:proofErr w:type="spellStart"/>
+              <w:r>
+                <w:rPr>
+                  <w:rStyle w:val="a8"/>
+                  <w:b/>
+                  <w:bCs/>
+                  <w:sz w:val="20"/>
+                  <w:szCs w:val="20"/>
+                </w:rPr>
+                <w:t>uacrr</w:t>
+              </w:r>
+              <w:proofErr w:type="spellEnd"/>
+              <w:r>
+                <w:rPr>
+                  <w:rStyle w:val="a8"/>
+                  <w:b/>
+                  <w:bCs/>
+                  <w:sz w:val="20"/>
+                  <w:szCs w:val="20"/>
+                </w:rPr>
+                <w:t>.</w:t>
+              </w:r>
+              <w:r>
+                <w:rPr>
+                  <w:rStyle w:val="a8"/>
+                  <w:b/>
+                  <w:bCs/>
+                  <w:sz w:val="20"/>
+                  <w:szCs w:val="20"/>
+                  <w:lang w:val="en-US"/>
+                </w:rPr>
+                <w:t>org</w:t>
+              </w:r>
+            </w:hyperlink>
             <w:r>
               <w:rPr>
                 <w:b/>
@@ -6587,8 +6435,8 @@
                   <w:szCs w:val="18"/>
                   <w:lang w:val="uk-UA"/>
                 </w:rPr>
-                <w:alias w:val="СstName"/>
-                <w:tag w:val="СstName"/>
+                <w:alias w:val="CstName"/>
+                <w:tag w:val="CstName"/>
                 <w:id w:val="-1228224575"/>
                 <w:placeholder>
                   <w:docPart w:val="DefaultPlaceholder_-1854013440"/>
@@ -6644,8 +6492,8 @@
                   <w:szCs w:val="20"/>
                   <w:lang w:val="uk-UA"/>
                 </w:rPr>
-                <w:alias w:val="СstLegalAddress"/>
-                <w:tag w:val="СstLegalAddress"/>
+                <w:alias w:val="CstLegalAddress"/>
+                <w:tag w:val="CstLegalAddress"/>
                 <w:id w:val="-1123232262"/>
                 <w:placeholder>
                   <w:docPart w:val="DefaultPlaceholder_-1854013440"/>
@@ -6692,8 +6540,8 @@
                   <w:szCs w:val="20"/>
                   <w:lang w:val="uk-UA"/>
                 </w:rPr>
-                <w:alias w:val="СstResidentialAddress"/>
-                <w:tag w:val="СstResidentialAddress"/>
+                <w:alias w:val="CstResidentialAddress"/>
+                <w:tag w:val="CstResidentialAddress"/>
                 <w:id w:val="913060054"/>
                 <w:placeholder>
                   <w:docPart w:val="DefaultPlaceholder_-1854013440"/>
@@ -6743,8 +6591,8 @@
                   <w:szCs w:val="18"/>
                   <w:lang w:val="uk-UA"/>
                 </w:rPr>
-                <w:alias w:val="СstCorrespAddress"/>
-                <w:tag w:val="СstCorrespAddress"/>
+                <w:alias w:val="CstCorrespAddress"/>
+                <w:tag w:val="CstCorrespAddress"/>
                 <w:id w:val="-1538501407"/>
                 <w:placeholder>
                   <w:docPart w:val="DefaultPlaceholder_-1854013440"/>
@@ -6826,8 +6674,8 @@
                   <w:szCs w:val="18"/>
                   <w:lang w:val="uk-UA"/>
                 </w:rPr>
-                <w:alias w:val="СstEDRPOU"/>
-                <w:tag w:val="СstEDRPOU"/>
+                <w:alias w:val="CstEDRPOU"/>
+                <w:tag w:val="CstEDRPOU"/>
                 <w:id w:val="2021500084"/>
                 <w:placeholder>
                   <w:docPart w:val="DefaultPlaceholder_-1854013440"/>
@@ -6877,8 +6725,8 @@
                   <w:szCs w:val="18"/>
                   <w:lang w:val="uk-UA"/>
                 </w:rPr>
-                <w:alias w:val="СstBankName"/>
-                <w:tag w:val="СstBankName"/>
+                <w:alias w:val="CstBankName"/>
+                <w:tag w:val="CstBankName"/>
                 <w:id w:val="-607960347"/>
                 <w:placeholder>
                   <w:docPart w:val="DefaultPlaceholder_-1854013440"/>
@@ -6927,8 +6775,8 @@
                   <w:szCs w:val="18"/>
                   <w:lang w:val="uk-UA"/>
                 </w:rPr>
-                <w:alias w:val="СstBankMFO"/>
-                <w:tag w:val="СstBankMFO"/>
+                <w:alias w:val="CstBankMFO"/>
+                <w:tag w:val="CstBankMFO"/>
                 <w:id w:val="598061086"/>
                 <w:placeholder>
                   <w:docPart w:val="DefaultPlaceholder_-1854013440"/>
@@ -6986,8 +6834,8 @@
                   <w:szCs w:val="20"/>
                   <w:lang w:val="uk-UA"/>
                 </w:rPr>
-                <w:alias w:val="СstAcc"/>
-                <w:tag w:val="СstAcc"/>
+                <w:alias w:val="CstAcc"/>
+                <w:tag w:val="CstAcc"/>
                 <w:id w:val="-1767922333"/>
                 <w:placeholder>
                   <w:docPart w:val="6D60E134A56E48B5B9022328C16C1585"/>
@@ -7053,8 +6901,8 @@
                   <w:szCs w:val="20"/>
                   <w:lang w:val="uk-UA"/>
                 </w:rPr>
-                <w:alias w:val="СstRegNumber"/>
-                <w:tag w:val="СstRegNumber"/>
+                <w:alias w:val="CstRegNumber"/>
+                <w:tag w:val="CstRegNumber"/>
                 <w:id w:val="-1794891208"/>
                 <w:placeholder>
                   <w:docPart w:val="795F15A5B95B4C2FB3FACAE51B641EF7"/>
@@ -7099,8 +6947,8 @@
                   <w:szCs w:val="16"/>
                   <w:lang w:val="uk-UA"/>
                 </w:rPr>
-                <w:alias w:val="СstRegData"/>
-                <w:tag w:val="СstRegData"/>
+                <w:alias w:val="CstRegData"/>
+                <w:tag w:val="CstRegData"/>
                 <w:id w:val="1267500302"/>
                 <w:placeholder>
                   <w:docPart w:val="795F15A5B95B4C2FB3FACAE51B641EF7"/>
@@ -7196,8 +7044,8 @@
                   <w:szCs w:val="20"/>
                   <w:lang w:val="uk-UA"/>
                 </w:rPr>
-                <w:alias w:val="СstVAT"/>
-                <w:tag w:val="СstVAT"/>
+                <w:alias w:val="CstVAT"/>
+                <w:tag w:val="CstVAT"/>
                 <w:id w:val="1483039334"/>
                 <w:placeholder>
                   <w:docPart w:val="795F15A5B95B4C2FB3FACAE51B641EF7"/>
@@ -7256,8 +7104,8 @@
                   <w:szCs w:val="20"/>
                   <w:lang w:val="uk-UA"/>
                 </w:rPr>
-                <w:alias w:val="СstVATType"/>
-                <w:tag w:val="СstVATType"/>
+                <w:alias w:val="CstVATType"/>
+                <w:tag w:val="CstVATType"/>
                 <w:id w:val="25303977"/>
                 <w:placeholder>
                   <w:docPart w:val="795F15A5B95B4C2FB3FACAE51B641EF7"/>
@@ -7370,8 +7218,8 @@
                   <w:szCs w:val="20"/>
                   <w:lang w:val="uk-UA"/>
                 </w:rPr>
-                <w:alias w:val="СstEmail"/>
-                <w:tag w:val="СstEmail"/>
+                <w:alias w:val="CstEmail"/>
+                <w:tag w:val="CstEmail"/>
                 <w:id w:val="1481886836"/>
                 <w:placeholder>
                   <w:docPart w:val="795F15A5B95B4C2FB3FACAE51B641EF7"/>
@@ -7699,8 +7547,8 @@
                   <w:szCs w:val="20"/>
                   <w:lang w:val="uk-UA"/>
                 </w:rPr>
-                <w:alias w:val="СstContPerson"/>
-                <w:tag w:val="СstContPerson"/>
+                <w:alias w:val="CstContPerson"/>
+                <w:tag w:val="CstContPerson"/>
                 <w:id w:val="1369100462"/>
                 <w:placeholder>
                   <w:docPart w:val="20097577D11A48DBBCD8F212F8AEAFC9"/>
@@ -7770,8 +7618,8 @@
                   <w:szCs w:val="20"/>
                   <w:lang w:val="uk-UA"/>
                 </w:rPr>
-                <w:alias w:val="СstContPersonPhone"/>
-                <w:tag w:val="СstContPersonPhone"/>
+                <w:alias w:val="CstContPersonPhone"/>
+                <w:tag w:val="CstContPersonPhone"/>
                 <w:id w:val="-1601714209"/>
                 <w:placeholder>
                   <w:docPart w:val="20097577D11A48DBBCD8F212F8AEAFC9"/>
@@ -12220,7 +12068,7 @@
         </w:rPr>
         <w:t xml:space="preserve">_ р. в паперовому вигляді і електронному вигляді за адресами </w:t>
       </w:r>
-      <w:hyperlink r:id="rId9" w:history="1">
+      <w:hyperlink r:id="rId10" w:history="1">
         <w:r>
           <w:rPr>
             <w:rStyle w:val="a8"/>
@@ -12248,7 +12096,7 @@
         </w:rPr>
         <w:t xml:space="preserve"> </w:t>
       </w:r>
-      <w:hyperlink r:id="rId10" w:history="1">
+      <w:hyperlink r:id="rId11" w:history="1">
         <w:r>
           <w:rPr>
             <w:rStyle w:val="a8"/>
@@ -12287,7 +12135,7 @@
         </w:rPr>
         <w:t xml:space="preserve">, </w:t>
       </w:r>
-      <w:hyperlink r:id="rId11" w:history="1">
+      <w:hyperlink r:id="rId12" w:history="1">
         <w:r>
           <w:rPr>
             <w:rStyle w:val="a8"/>
@@ -12334,7 +12182,7 @@
         </w:rPr>
         <w:t xml:space="preserve"> </w:t>
       </w:r>
-      <w:hyperlink r:id="rId12" w:history="1">
+      <w:hyperlink r:id="rId13" w:history="1">
         <w:r>
           <w:rPr>
             <w:color w:val="000000"/>
@@ -15047,9 +14895,9 @@
           <w:szCs w:val="18"/>
         </w:rPr>
         <w:sectPr>
-          <w:headerReference w:type="default" r:id="rId13"/>
-          <w:footerReference w:type="even" r:id="rId14"/>
-          <w:footerReference w:type="default" r:id="rId15"/>
+          <w:headerReference w:type="default" r:id="rId14"/>
+          <w:footerReference w:type="even" r:id="rId15"/>
+          <w:footerReference w:type="default" r:id="rId16"/>
           <w:pgSz w:w="11907" w:h="16840" w:code="9"/>
           <w:pgMar w:top="284" w:right="283" w:bottom="28" w:left="540" w:header="284" w:footer="0" w:gutter="0"/>
           <w:cols w:space="720"/>
@@ -20518,10 +20366,10 @@
 <w:fonts xmlns:mc="http://schemas.openxmlformats.org/markup-compatibility/2006" xmlns:r="http://schemas.openxmlformats.org/officeDocument/2006/relationships" xmlns:w="http://schemas.openxmlformats.org/wordprocessingml/2006/main" xmlns:w14="http://schemas.microsoft.com/office/word/2010/wordml" xmlns:w15="http://schemas.microsoft.com/office/word/2012/wordml" xmlns:w16cid="http://schemas.microsoft.com/office/word/2016/wordml/cid" xmlns:w16se="http://schemas.microsoft.com/office/word/2015/wordml/symex" mc:Ignorable="w14 w15 w16se w16cid">
   <w:font w:name="Times New Roman">
     <w:panose1 w:val="02020603050405020304"/>
-    <w:charset w:val="00"/>
+    <w:charset w:val="CC"/>
     <w:family w:val="roman"/>
     <w:pitch w:val="variable"/>
-    <w:sig w:usb0="E0002AFF" w:usb1="C0007843" w:usb2="00000009" w:usb3="00000000" w:csb0="000001FF" w:csb1="00000000"/>
+    <w:sig w:usb0="E0002EFF" w:usb1="C000785B" w:usb2="00000009" w:usb3="00000000" w:csb0="000001FF" w:csb1="00000000"/>
   </w:font>
   <w:font w:name="MS Mincho">
     <w:altName w:val="ＭＳ 明朝"/>
@@ -20554,17 +20402,17 @@
   </w:font>
   <w:font w:name="Calibri">
     <w:panose1 w:val="020F0502020204030204"/>
-    <w:charset w:val="00"/>
+    <w:charset w:val="CC"/>
     <w:family w:val="swiss"/>
     <w:pitch w:val="variable"/>
-    <w:sig w:usb0="E00002FF" w:usb1="4000ACFF" w:usb2="00000001" w:usb3="00000000" w:csb0="0000019F" w:csb1="00000000"/>
+    <w:sig w:usb0="E0002EFF" w:usb1="C000247B" w:usb2="00000009" w:usb3="00000000" w:csb0="000001FF" w:csb1="00000000"/>
   </w:font>
   <w:font w:name="Arial">
     <w:panose1 w:val="020B0604020202020204"/>
-    <w:charset w:val="00"/>
+    <w:charset w:val="CC"/>
     <w:family w:val="swiss"/>
     <w:pitch w:val="variable"/>
-    <w:sig w:usb0="E0002AFF" w:usb1="C0007843" w:usb2="00000009" w:usb3="00000000" w:csb0="000001FF" w:csb1="00000000"/>
+    <w:sig w:usb0="E0002EFF" w:usb1="C000785B" w:usb2="00000009" w:usb3="00000000" w:csb0="000001FF" w:csb1="00000000"/>
   </w:font>
   <w:font w:name="Arial Narrow">
     <w:panose1 w:val="020B0606020202030204"/>
@@ -20606,6 +20454,7 @@
   </w:compat>
   <w:rsids>
     <w:rsidRoot w:val="00A92D76"/>
+    <w:rsid w:val="009C1FD0"/>
     <w:rsid w:val="00A92D76"/>
     <w:rsid w:val="00B60CE0"/>
     <w:rsid w:val="00D40125"/>
